--- a/fuentes/Informacion_programa_Guion.docx
+++ b/fuentes/Informacion_programa_Guion.docx
@@ -1,6 +1,6 @@
 
 <file path=word/document.xml><?xml version="1.0" encoding="utf-8"?>
-<w:document xmlns:wpc="http://schemas.microsoft.com/office/word/2010/wordprocessingCanvas" xmlns:cx="http://schemas.microsoft.com/office/drawing/2014/chartex" xmlns:cx1="http://schemas.microsoft.com/office/drawing/2015/9/8/chartex" xmlns:cx2="http://schemas.microsoft.com/office/drawing/2015/10/21/chartex" xmlns:cx3="http://schemas.microsoft.com/office/drawing/2016/5/9/chartex" xmlns:cx4="http://schemas.microsoft.com/office/drawing/2016/5/10/chartex" xmlns:cx5="http://schemas.microsoft.com/office/drawing/2016/5/11/chartex" xmlns:cx6="http://schemas.microsoft.com/office/drawing/2016/5/12/chartex" xmlns:cx7="http://schemas.microsoft.com/office/drawing/2016/5/13/chartex" xmlns:cx8="http://schemas.microsoft.com/office/drawing/2016/5/14/chartex" xmlns:mc="http://schemas.openxmlformats.org/markup-compatibility/2006" xmlns:aink="http://schemas.microsoft.com/office/drawing/2016/ink" xmlns:am3d="http://schemas.microsoft.com/office/drawing/2017/model3d" xmlns:o="urn:schemas-microsoft-com:office:office" xmlns:oel="http://schemas.microsoft.com/office/2019/extlst" xmlns:r="http://schemas.openxmlformats.org/officeDocument/2006/relationships" xmlns:m="http://schemas.openxmlformats.org/officeDocument/2006/math" xmlns:v="urn:schemas-microsoft-com:vml" xmlns:wp14="http://schemas.microsoft.com/office/word/2010/wordprocessingDrawing" xmlns:wp="http://schemas.openxmlformats.org/drawingml/2006/wordprocessingDrawing" xmlns:w10="urn:schemas-microsoft-com:office:word" xmlns:w="http://schemas.openxmlformats.org/wordprocessingml/2006/main" xmlns:w14="http://schemas.microsoft.com/office/word/2010/wordml" xmlns:w15="http://schemas.microsoft.com/office/word/2012/wordml" xmlns:w16cex="http://schemas.microsoft.com/office/word/2018/wordml/cex" xmlns:w16cid="http://schemas.microsoft.com/office/word/2016/wordml/cid" xmlns:w16="http://schemas.microsoft.com/office/word/2018/wordml" xmlns:w16du="http://schemas.microsoft.com/office/word/2023/wordml/word16du" xmlns:w16sdtdh="http://schemas.microsoft.com/office/word/2020/wordml/sdtdatahash" xmlns:w16sdtfl="http://schemas.microsoft.com/office/word/2024/wordml/sdtformatlock" xmlns:w16se="http://schemas.microsoft.com/office/word/2015/wordml/symex" xmlns:wpg="http://schemas.microsoft.com/office/word/2010/wordprocessingGroup" xmlns:wpi="http://schemas.microsoft.com/office/word/2010/wordprocessingInk" xmlns:wne="http://schemas.microsoft.com/office/word/2006/wordml" xmlns:wps="http://schemas.microsoft.com/office/word/2010/wordprocessingShape" mc:Ignorable="w14 w15 w16se w16cid w16 w16cex w16sdtdh w16sdtfl w16du wp14">
+<w:document xmlns:wpc="http://schemas.microsoft.com/office/word/2010/wordprocessingCanvas" xmlns:cx="http://schemas.microsoft.com/office/drawing/2014/chartex" xmlns:mc="http://schemas.openxmlformats.org/markup-compatibility/2006" xmlns:o="urn:schemas-microsoft-com:office:office" xmlns:r="http://schemas.openxmlformats.org/officeDocument/2006/relationships" xmlns:m="http://schemas.openxmlformats.org/officeDocument/2006/math" xmlns:v="urn:schemas-microsoft-com:vml" xmlns:wp14="http://schemas.microsoft.com/office/word/2010/wordprocessingDrawing" xmlns:wp="http://schemas.openxmlformats.org/drawingml/2006/wordprocessingDrawing" xmlns:w10="urn:schemas-microsoft-com:office:word" xmlns:w="http://schemas.openxmlformats.org/wordprocessingml/2006/main" xmlns:w14="http://schemas.microsoft.com/office/word/2010/wordml" xmlns:w15="http://schemas.microsoft.com/office/word/2012/wordml" xmlns:w16se="http://schemas.microsoft.com/office/word/2015/wordml/symex" xmlns:wpg="http://schemas.microsoft.com/office/word/2010/wordprocessingGroup" xmlns:wpi="http://schemas.microsoft.com/office/word/2010/wordprocessingInk" xmlns:wne="http://schemas.microsoft.com/office/word/2006/wordml" xmlns:wps="http://schemas.microsoft.com/office/word/2010/wordprocessingShape" mc:Ignorable="w14 w15 w16se wp14">
   <w:body>
     <w:p>
       <w:pPr>
@@ -224,7 +224,13 @@
               <w:rPr>
                 <w:rFonts w:ascii="Arial" w:hAnsi="Arial" w:cs="Arial"/>
               </w:rPr>
-              <w:t>PRIMEROS AUXILIOS</w:t>
+              <w:t>Manejo de primeros auxilios</w:t>
+            </w:r>
+            <w:r>
+              <w:rPr>
+                <w:rFonts w:ascii="Arial" w:hAnsi="Arial" w:cs="Arial"/>
+              </w:rPr>
+              <w:t>.</w:t>
             </w:r>
           </w:p>
         </w:tc>
@@ -323,10 +329,19 @@
             <w:r>
               <w:rPr>
                 <w:rFonts w:ascii="Arial" w:hAnsi="Arial" w:cs="Arial"/>
+                <w:b/>
                 <w:i/>
                 <w:iCs/>
               </w:rPr>
-              <w:t xml:space="preserve">PRIMEROS AUXILIOS </w:t>
+              <w:t>Manejo de primeros auxilios</w:t>
+            </w:r>
+            <w:r>
+              <w:rPr>
+                <w:rFonts w:ascii="Arial" w:hAnsi="Arial" w:cs="Arial"/>
+                <w:i/>
+                <w:iCs/>
+              </w:rPr>
+              <w:t xml:space="preserve"> </w:t>
             </w:r>
             <w:r>
               <w:rPr>
@@ -504,7 +519,7 @@
             </w:pPr>
             <w:r>
               <w:rPr>
-                <w:rStyle w:val="Fuerte"/>
+                <w:rStyle w:val="Textoennegrita"/>
                 <w:rFonts w:ascii="Arial" w:hAnsi="Arial" w:cs="Arial"/>
               </w:rPr>
               <w:t>Escena 1</w:t>
@@ -622,7 +637,7 @@
             </w:pPr>
             <w:r>
               <w:rPr>
-                <w:rStyle w:val="Fuerte"/>
+                <w:rStyle w:val="Textoennegrita"/>
                 <w:rFonts w:ascii="Arial" w:hAnsi="Arial" w:cs="Arial"/>
               </w:rPr>
               <w:t>Escena 2</w:t>
@@ -715,13 +730,13 @@
             <w:r>
               <w:rPr>
                 <w:rFonts w:ascii="Arial" w:eastAsia="Arial MT" w:hAnsi="Arial" w:cs="Arial"/>
-                <w:i/>
+                <w:b/>
                 <w:iCs/>
                 <w:sz w:val="22"/>
                 <w:szCs w:val="22"/>
                 <w:lang w:val="es-ES" w:eastAsia="en-US"/>
               </w:rPr>
-              <w:t>Primeros Auxilios</w:t>
+              <w:t>Manejo de primeros auxilios</w:t>
             </w:r>
             <w:r>
               <w:rPr>
@@ -748,7 +763,18 @@
                 <w:szCs w:val="22"/>
                 <w:lang w:val="es-ES" w:eastAsia="en-US"/>
               </w:rPr>
-              <w:t xml:space="preserve"> diseñado para aprender a responder ante situaciones de emergencia de manera segura y responsable.</w:t>
+              <w:t xml:space="preserve"> diseñado para aprender a responder ante situaciones de emergencia de manera segura y </w:t>
+            </w:r>
+            <w:bookmarkStart w:id="0" w:name="_GoBack"/>
+            <w:bookmarkEnd w:id="0"/>
+            <w:r>
+              <w:rPr>
+                <w:rFonts w:ascii="Arial" w:eastAsia="Arial MT" w:hAnsi="Arial" w:cs="Arial"/>
+                <w:sz w:val="22"/>
+                <w:szCs w:val="22"/>
+                <w:lang w:val="es-ES" w:eastAsia="en-US"/>
+              </w:rPr>
+              <w:t>responsable.</w:t>
             </w:r>
           </w:p>
         </w:tc>
@@ -784,7 +810,13 @@
               <w:rPr>
                 <w:rFonts w:ascii="Arial" w:hAnsi="Arial" w:cs="Arial"/>
               </w:rPr>
-              <w:t>Primeros auxilios.</w:t>
+              <w:t>Manejo de primeros auxilios</w:t>
+            </w:r>
+            <w:r>
+              <w:rPr>
+                <w:rFonts w:ascii="Arial" w:hAnsi="Arial" w:cs="Arial"/>
+              </w:rPr>
+              <w:t>.</w:t>
             </w:r>
           </w:p>
           <w:p>
@@ -837,7 +869,7 @@
             </w:pPr>
             <w:r>
               <w:rPr>
-                <w:rStyle w:val="Fuerte"/>
+                <w:rStyle w:val="Textoennegrita"/>
                 <w:rFonts w:ascii="Arial" w:hAnsi="Arial" w:cs="Arial"/>
               </w:rPr>
               <w:t>Escena 3</w:t>
@@ -1060,7 +1092,7 @@
             </w:pPr>
             <w:r>
               <w:rPr>
-                <w:rStyle w:val="Fuerte"/>
+                <w:rStyle w:val="Textoennegrita"/>
                 <w:rFonts w:ascii="Arial" w:hAnsi="Arial" w:cs="Arial"/>
               </w:rPr>
               <w:lastRenderedPageBreak/>
@@ -1291,7 +1323,7 @@
             </w:pPr>
             <w:r>
               <w:rPr>
-                <w:rStyle w:val="Fuerte"/>
+                <w:rStyle w:val="Textoennegrita"/>
                 <w:rFonts w:ascii="Arial" w:hAnsi="Arial" w:cs="Arial"/>
               </w:rPr>
               <w:t>Escena 5</w:t>
@@ -1571,7 +1603,7 @@
             </w:pPr>
             <w:r>
               <w:rPr>
-                <w:rStyle w:val="Fuerte"/>
+                <w:rStyle w:val="Textoennegrita"/>
                 <w:rFonts w:ascii="Arial" w:hAnsi="Arial" w:cs="Arial"/>
               </w:rPr>
               <w:t>Escena 6</w:t>
@@ -1710,7 +1742,7 @@
 </file>
 
 <file path=word/endnotes.xml><?xml version="1.0" encoding="utf-8"?>
-<w:endnotes xmlns:wpc="http://schemas.microsoft.com/office/word/2010/wordprocessingCanvas" xmlns:cx="http://schemas.microsoft.com/office/drawing/2014/chartex" xmlns:cx1="http://schemas.microsoft.com/office/drawing/2015/9/8/chartex" xmlns:cx2="http://schemas.microsoft.com/office/drawing/2015/10/21/chartex" xmlns:cx3="http://schemas.microsoft.com/office/drawing/2016/5/9/chartex" xmlns:cx4="http://schemas.microsoft.com/office/drawing/2016/5/10/chartex" xmlns:cx5="http://schemas.microsoft.com/office/drawing/2016/5/11/chartex" xmlns:cx6="http://schemas.microsoft.com/office/drawing/2016/5/12/chartex" xmlns:cx7="http://schemas.microsoft.com/office/drawing/2016/5/13/chartex" xmlns:cx8="http://schemas.microsoft.com/office/drawing/2016/5/14/chartex" xmlns:mc="http://schemas.openxmlformats.org/markup-compatibility/2006" xmlns:aink="http://schemas.microsoft.com/office/drawing/2016/ink" xmlns:am3d="http://schemas.microsoft.com/office/drawing/2017/model3d" xmlns:o="urn:schemas-microsoft-com:office:office" xmlns:oel="http://schemas.microsoft.com/office/2019/extlst" xmlns:r="http://schemas.openxmlformats.org/officeDocument/2006/relationships" xmlns:m="http://schemas.openxmlformats.org/officeDocument/2006/math" xmlns:v="urn:schemas-microsoft-com:vml" xmlns:wp14="http://schemas.microsoft.com/office/word/2010/wordprocessingDrawing" xmlns:wp="http://schemas.openxmlformats.org/drawingml/2006/wordprocessingDrawing" xmlns:w10="urn:schemas-microsoft-com:office:word" xmlns:w="http://schemas.openxmlformats.org/wordprocessingml/2006/main" xmlns:w14="http://schemas.microsoft.com/office/word/2010/wordml" xmlns:w15="http://schemas.microsoft.com/office/word/2012/wordml" xmlns:w16cex="http://schemas.microsoft.com/office/word/2018/wordml/cex" xmlns:w16cid="http://schemas.microsoft.com/office/word/2016/wordml/cid" xmlns:w16="http://schemas.microsoft.com/office/word/2018/wordml" xmlns:w16du="http://schemas.microsoft.com/office/word/2023/wordml/word16du" xmlns:w16sdtdh="http://schemas.microsoft.com/office/word/2020/wordml/sdtdatahash" xmlns:w16sdtfl="http://schemas.microsoft.com/office/word/2024/wordml/sdtformatlock" xmlns:w16se="http://schemas.microsoft.com/office/word/2015/wordml/symex" xmlns:wpg="http://schemas.microsoft.com/office/word/2010/wordprocessingGroup" xmlns:wpi="http://schemas.microsoft.com/office/word/2010/wordprocessingInk" xmlns:wne="http://schemas.microsoft.com/office/word/2006/wordml" xmlns:wps="http://schemas.microsoft.com/office/word/2010/wordprocessingShape" mc:Ignorable="w14 w15 w16se w16cid w16 w16cex w16sdtdh w16sdtfl w16du wp14">
+<w:endnotes xmlns:wpc="http://schemas.microsoft.com/office/word/2010/wordprocessingCanvas" xmlns:cx="http://schemas.microsoft.com/office/drawing/2014/chartex" xmlns:mc="http://schemas.openxmlformats.org/markup-compatibility/2006" xmlns:o="urn:schemas-microsoft-com:office:office" xmlns:r="http://schemas.openxmlformats.org/officeDocument/2006/relationships" xmlns:m="http://schemas.openxmlformats.org/officeDocument/2006/math" xmlns:v="urn:schemas-microsoft-com:vml" xmlns:wp14="http://schemas.microsoft.com/office/word/2010/wordprocessingDrawing" xmlns:wp="http://schemas.openxmlformats.org/drawingml/2006/wordprocessingDrawing" xmlns:w10="urn:schemas-microsoft-com:office:word" xmlns:w="http://schemas.openxmlformats.org/wordprocessingml/2006/main" xmlns:w14="http://schemas.microsoft.com/office/word/2010/wordml" xmlns:w15="http://schemas.microsoft.com/office/word/2012/wordml" xmlns:w16se="http://schemas.microsoft.com/office/word/2015/wordml/symex" xmlns:wpg="http://schemas.microsoft.com/office/word/2010/wordprocessingGroup" xmlns:wpi="http://schemas.microsoft.com/office/word/2010/wordprocessingInk" xmlns:wne="http://schemas.microsoft.com/office/word/2006/wordml" xmlns:wps="http://schemas.microsoft.com/office/word/2010/wordprocessingShape" mc:Ignorable="w14 w15 w16se wp14">
   <w:endnote w:type="separator" w:id="-1">
     <w:p>
       <w:r>
@@ -1729,7 +1761,7 @@
 </file>
 
 <file path=word/footnotes.xml><?xml version="1.0" encoding="utf-8"?>
-<w:footnotes xmlns:wpc="http://schemas.microsoft.com/office/word/2010/wordprocessingCanvas" xmlns:cx="http://schemas.microsoft.com/office/drawing/2014/chartex" xmlns:cx1="http://schemas.microsoft.com/office/drawing/2015/9/8/chartex" xmlns:cx2="http://schemas.microsoft.com/office/drawing/2015/10/21/chartex" xmlns:cx3="http://schemas.microsoft.com/office/drawing/2016/5/9/chartex" xmlns:cx4="http://schemas.microsoft.com/office/drawing/2016/5/10/chartex" xmlns:cx5="http://schemas.microsoft.com/office/drawing/2016/5/11/chartex" xmlns:cx6="http://schemas.microsoft.com/office/drawing/2016/5/12/chartex" xmlns:cx7="http://schemas.microsoft.com/office/drawing/2016/5/13/chartex" xmlns:cx8="http://schemas.microsoft.com/office/drawing/2016/5/14/chartex" xmlns:mc="http://schemas.openxmlformats.org/markup-compatibility/2006" xmlns:aink="http://schemas.microsoft.com/office/drawing/2016/ink" xmlns:am3d="http://schemas.microsoft.com/office/drawing/2017/model3d" xmlns:o="urn:schemas-microsoft-com:office:office" xmlns:oel="http://schemas.microsoft.com/office/2019/extlst" xmlns:r="http://schemas.openxmlformats.org/officeDocument/2006/relationships" xmlns:m="http://schemas.openxmlformats.org/officeDocument/2006/math" xmlns:v="urn:schemas-microsoft-com:vml" xmlns:wp14="http://schemas.microsoft.com/office/word/2010/wordprocessingDrawing" xmlns:wp="http://schemas.openxmlformats.org/drawingml/2006/wordprocessingDrawing" xmlns:w10="urn:schemas-microsoft-com:office:word" xmlns:w="http://schemas.openxmlformats.org/wordprocessingml/2006/main" xmlns:w14="http://schemas.microsoft.com/office/word/2010/wordml" xmlns:w15="http://schemas.microsoft.com/office/word/2012/wordml" xmlns:w16cex="http://schemas.microsoft.com/office/word/2018/wordml/cex" xmlns:w16cid="http://schemas.microsoft.com/office/word/2016/wordml/cid" xmlns:w16="http://schemas.microsoft.com/office/word/2018/wordml" xmlns:w16du="http://schemas.microsoft.com/office/word/2023/wordml/word16du" xmlns:w16sdtdh="http://schemas.microsoft.com/office/word/2020/wordml/sdtdatahash" xmlns:w16sdtfl="http://schemas.microsoft.com/office/word/2024/wordml/sdtformatlock" xmlns:w16se="http://schemas.microsoft.com/office/word/2015/wordml/symex" xmlns:wpg="http://schemas.microsoft.com/office/word/2010/wordprocessingGroup" xmlns:wpi="http://schemas.microsoft.com/office/word/2010/wordprocessingInk" xmlns:wne="http://schemas.microsoft.com/office/word/2006/wordml" xmlns:wps="http://schemas.microsoft.com/office/word/2010/wordprocessingShape" mc:Ignorable="w14 w15 w16se w16cid w16 w16cex w16sdtdh w16sdtfl w16du wp14">
+<w:footnotes xmlns:wpc="http://schemas.microsoft.com/office/word/2010/wordprocessingCanvas" xmlns:cx="http://schemas.microsoft.com/office/drawing/2014/chartex" xmlns:mc="http://schemas.openxmlformats.org/markup-compatibility/2006" xmlns:o="urn:schemas-microsoft-com:office:office" xmlns:r="http://schemas.openxmlformats.org/officeDocument/2006/relationships" xmlns:m="http://schemas.openxmlformats.org/officeDocument/2006/math" xmlns:v="urn:schemas-microsoft-com:vml" xmlns:wp14="http://schemas.microsoft.com/office/word/2010/wordprocessingDrawing" xmlns:wp="http://schemas.openxmlformats.org/drawingml/2006/wordprocessingDrawing" xmlns:w10="urn:schemas-microsoft-com:office:word" xmlns:w="http://schemas.openxmlformats.org/wordprocessingml/2006/main" xmlns:w14="http://schemas.microsoft.com/office/word/2010/wordml" xmlns:w15="http://schemas.microsoft.com/office/word/2012/wordml" xmlns:w16se="http://schemas.microsoft.com/office/word/2015/wordml/symex" xmlns:wpg="http://schemas.microsoft.com/office/word/2010/wordprocessingGroup" xmlns:wpi="http://schemas.microsoft.com/office/word/2010/wordprocessingInk" xmlns:wne="http://schemas.microsoft.com/office/word/2006/wordml" xmlns:wps="http://schemas.microsoft.com/office/word/2010/wordprocessingShape" mc:Ignorable="w14 w15 w16se wp14">
   <w:footnote w:type="separator" w:id="-1">
     <w:p>
       <w:r>
@@ -1748,7 +1780,7 @@
 </file>
 
 <file path=word/header1.xml><?xml version="1.0" encoding="utf-8"?>
-<w:hdr xmlns:wpc="http://schemas.microsoft.com/office/word/2010/wordprocessingCanvas" xmlns:cx="http://schemas.microsoft.com/office/drawing/2014/chartex" xmlns:cx1="http://schemas.microsoft.com/office/drawing/2015/9/8/chartex" xmlns:cx2="http://schemas.microsoft.com/office/drawing/2015/10/21/chartex" xmlns:cx3="http://schemas.microsoft.com/office/drawing/2016/5/9/chartex" xmlns:cx4="http://schemas.microsoft.com/office/drawing/2016/5/10/chartex" xmlns:cx5="http://schemas.microsoft.com/office/drawing/2016/5/11/chartex" xmlns:cx6="http://schemas.microsoft.com/office/drawing/2016/5/12/chartex" xmlns:cx7="http://schemas.microsoft.com/office/drawing/2016/5/13/chartex" xmlns:cx8="http://schemas.microsoft.com/office/drawing/2016/5/14/chartex" xmlns:mc="http://schemas.openxmlformats.org/markup-compatibility/2006" xmlns:aink="http://schemas.microsoft.com/office/drawing/2016/ink" xmlns:am3d="http://schemas.microsoft.com/office/drawing/2017/model3d" xmlns:o="urn:schemas-microsoft-com:office:office" xmlns:oel="http://schemas.microsoft.com/office/2019/extlst" xmlns:r="http://schemas.openxmlformats.org/officeDocument/2006/relationships" xmlns:m="http://schemas.openxmlformats.org/officeDocument/2006/math" xmlns:v="urn:schemas-microsoft-com:vml" xmlns:wp14="http://schemas.microsoft.com/office/word/2010/wordprocessingDrawing" xmlns:wp="http://schemas.openxmlformats.org/drawingml/2006/wordprocessingDrawing" xmlns:w10="urn:schemas-microsoft-com:office:word" xmlns:w="http://schemas.openxmlformats.org/wordprocessingml/2006/main" xmlns:w14="http://schemas.microsoft.com/office/word/2010/wordml" xmlns:w15="http://schemas.microsoft.com/office/word/2012/wordml" xmlns:w16cex="http://schemas.microsoft.com/office/word/2018/wordml/cex" xmlns:w16cid="http://schemas.microsoft.com/office/word/2016/wordml/cid" xmlns:w16="http://schemas.microsoft.com/office/word/2018/wordml" xmlns:w16du="http://schemas.microsoft.com/office/word/2023/wordml/word16du" xmlns:w16sdtdh="http://schemas.microsoft.com/office/word/2020/wordml/sdtdatahash" xmlns:w16sdtfl="http://schemas.microsoft.com/office/word/2024/wordml/sdtformatlock" xmlns:w16se="http://schemas.microsoft.com/office/word/2015/wordml/symex" xmlns:wpg="http://schemas.microsoft.com/office/word/2010/wordprocessingGroup" xmlns:wpi="http://schemas.microsoft.com/office/word/2010/wordprocessingInk" xmlns:wne="http://schemas.microsoft.com/office/word/2006/wordml" xmlns:wps="http://schemas.microsoft.com/office/word/2010/wordprocessingShape" mc:Ignorable="w14 w15 w16se w16cid w16 w16cex w16sdtdh w16sdtfl w16du wp14">
+<w:hdr xmlns:wpc="http://schemas.microsoft.com/office/word/2010/wordprocessingCanvas" xmlns:cx="http://schemas.microsoft.com/office/drawing/2014/chartex" xmlns:mc="http://schemas.openxmlformats.org/markup-compatibility/2006" xmlns:o="urn:schemas-microsoft-com:office:office" xmlns:r="http://schemas.openxmlformats.org/officeDocument/2006/relationships" xmlns:m="http://schemas.openxmlformats.org/officeDocument/2006/math" xmlns:v="urn:schemas-microsoft-com:vml" xmlns:wp14="http://schemas.microsoft.com/office/word/2010/wordprocessingDrawing" xmlns:wp="http://schemas.openxmlformats.org/drawingml/2006/wordprocessingDrawing" xmlns:w10="urn:schemas-microsoft-com:office:word" xmlns:w="http://schemas.openxmlformats.org/wordprocessingml/2006/main" xmlns:w14="http://schemas.microsoft.com/office/word/2010/wordml" xmlns:w15="http://schemas.microsoft.com/office/word/2012/wordml" xmlns:w16se="http://schemas.microsoft.com/office/word/2015/wordml/symex" xmlns:wpg="http://schemas.microsoft.com/office/word/2010/wordprocessingGroup" xmlns:wpi="http://schemas.microsoft.com/office/word/2010/wordprocessingInk" xmlns:wne="http://schemas.microsoft.com/office/word/2006/wordml" xmlns:wps="http://schemas.microsoft.com/office/word/2010/wordprocessingShape" mc:Ignorable="w14 w15 w16se wp14">
   <w:p>
     <w:pPr>
       <w:pStyle w:val="Textoindependiente"/>
@@ -1763,6 +1795,7 @@
         <w:b w:val="0"/>
         <w:noProof/>
         <w:sz w:val="20"/>
+        <w:lang w:val="en-US"/>
       </w:rPr>
       <w:drawing>
         <wp:anchor distT="0" distB="0" distL="0" distR="0" simplePos="0" relativeHeight="487462912" behindDoc="1" locked="0" layoutInCell="1" allowOverlap="1" wp14:anchorId="607B0166" wp14:editId="69F18E21">
@@ -1813,6 +1846,7 @@
         <w:b w:val="0"/>
         <w:noProof/>
         <w:sz w:val="20"/>
+        <w:lang w:val="en-US"/>
       </w:rPr>
       <mc:AlternateContent>
         <mc:Choice Requires="wps">
@@ -1900,7 +1934,7 @@
             </wp:anchor>
           </w:drawing>
         </mc:Choice>
-        <mc:Fallback>
+        <mc:Fallback xmlns:w16sdtfl="http://schemas.microsoft.com/office/word/2024/wordml/sdtformatlock" xmlns:w16sdtdh="http://schemas.microsoft.com/office/word/2020/wordml/sdtdatahash" xmlns:w16du="http://schemas.microsoft.com/office/word/2023/wordml/word16du" xmlns:w16="http://schemas.microsoft.com/office/word/2018/wordml" xmlns:w16cid="http://schemas.microsoft.com/office/word/2016/wordml/cid" xmlns:w16cex="http://schemas.microsoft.com/office/word/2018/wordml/cex" xmlns:oel="http://schemas.microsoft.com/office/2019/extlst" xmlns:am3d="http://schemas.microsoft.com/office/drawing/2017/model3d" xmlns:aink="http://schemas.microsoft.com/office/drawing/2016/ink" xmlns:cx8="http://schemas.microsoft.com/office/drawing/2016/5/14/chartex" xmlns:cx7="http://schemas.microsoft.com/office/drawing/2016/5/13/chartex" xmlns:cx6="http://schemas.microsoft.com/office/drawing/2016/5/12/chartex" xmlns:cx5="http://schemas.microsoft.com/office/drawing/2016/5/11/chartex" xmlns:cx4="http://schemas.microsoft.com/office/drawing/2016/5/10/chartex" xmlns:cx3="http://schemas.microsoft.com/office/drawing/2016/5/9/chartex" xmlns:cx2="http://schemas.microsoft.com/office/drawing/2015/10/21/chartex" xmlns:cx1="http://schemas.microsoft.com/office/drawing/2015/9/8/chartex">
           <w:pict>
             <v:shapetype w14:anchorId="72E66D4A" id="_x0000_t202" coordsize="21600,21600" o:spt="202" path="m,l,21600r21600,l21600,xe">
               <v:stroke joinstyle="miter"/>
@@ -1962,7 +1996,7 @@
 </file>
 
 <file path=word/numbering.xml><?xml version="1.0" encoding="utf-8"?>
-<w:numbering xmlns:wpc="http://schemas.microsoft.com/office/word/2010/wordprocessingCanvas" xmlns:cx="http://schemas.microsoft.com/office/drawing/2014/chartex" xmlns:cx1="http://schemas.microsoft.com/office/drawing/2015/9/8/chartex" xmlns:cx2="http://schemas.microsoft.com/office/drawing/2015/10/21/chartex" xmlns:cx3="http://schemas.microsoft.com/office/drawing/2016/5/9/chartex" xmlns:cx4="http://schemas.microsoft.com/office/drawing/2016/5/10/chartex" xmlns:cx5="http://schemas.microsoft.com/office/drawing/2016/5/11/chartex" xmlns:cx6="http://schemas.microsoft.com/office/drawing/2016/5/12/chartex" xmlns:cx7="http://schemas.microsoft.com/office/drawing/2016/5/13/chartex" xmlns:cx8="http://schemas.microsoft.com/office/drawing/2016/5/14/chartex" xmlns:mc="http://schemas.openxmlformats.org/markup-compatibility/2006" xmlns:aink="http://schemas.microsoft.com/office/drawing/2016/ink" xmlns:am3d="http://schemas.microsoft.com/office/drawing/2017/model3d" xmlns:o="urn:schemas-microsoft-com:office:office" xmlns:oel="http://schemas.microsoft.com/office/2019/extlst" xmlns:r="http://schemas.openxmlformats.org/officeDocument/2006/relationships" xmlns:m="http://schemas.openxmlformats.org/officeDocument/2006/math" xmlns:v="urn:schemas-microsoft-com:vml" xmlns:wp14="http://schemas.microsoft.com/office/word/2010/wordprocessingDrawing" xmlns:wp="http://schemas.openxmlformats.org/drawingml/2006/wordprocessingDrawing" xmlns:w10="urn:schemas-microsoft-com:office:word" xmlns:w="http://schemas.openxmlformats.org/wordprocessingml/2006/main" xmlns:w14="http://schemas.microsoft.com/office/word/2010/wordml" xmlns:w15="http://schemas.microsoft.com/office/word/2012/wordml" xmlns:w16cex="http://schemas.microsoft.com/office/word/2018/wordml/cex" xmlns:w16cid="http://schemas.microsoft.com/office/word/2016/wordml/cid" xmlns:w16="http://schemas.microsoft.com/office/word/2018/wordml" xmlns:w16du="http://schemas.microsoft.com/office/word/2023/wordml/word16du" xmlns:w16sdtdh="http://schemas.microsoft.com/office/word/2020/wordml/sdtdatahash" xmlns:w16sdtfl="http://schemas.microsoft.com/office/word/2024/wordml/sdtformatlock" xmlns:w16se="http://schemas.microsoft.com/office/word/2015/wordml/symex" xmlns:wpg="http://schemas.microsoft.com/office/word/2010/wordprocessingGroup" xmlns:wpi="http://schemas.microsoft.com/office/word/2010/wordprocessingInk" xmlns:wne="http://schemas.microsoft.com/office/word/2006/wordml" xmlns:wps="http://schemas.microsoft.com/office/word/2010/wordprocessingShape" mc:Ignorable="w14 w15 w16se w16cid w16 w16cex w16sdtdh w16sdtfl w16du wp14">
+<w:numbering xmlns:wpc="http://schemas.microsoft.com/office/word/2010/wordprocessingCanvas" xmlns:cx="http://schemas.microsoft.com/office/drawing/2014/chartex" xmlns:mc="http://schemas.openxmlformats.org/markup-compatibility/2006" xmlns:o="urn:schemas-microsoft-com:office:office" xmlns:r="http://schemas.openxmlformats.org/officeDocument/2006/relationships" xmlns:m="http://schemas.openxmlformats.org/officeDocument/2006/math" xmlns:v="urn:schemas-microsoft-com:vml" xmlns:wp14="http://schemas.microsoft.com/office/word/2010/wordprocessingDrawing" xmlns:wp="http://schemas.openxmlformats.org/drawingml/2006/wordprocessingDrawing" xmlns:w10="urn:schemas-microsoft-com:office:word" xmlns:w="http://schemas.openxmlformats.org/wordprocessingml/2006/main" xmlns:w14="http://schemas.microsoft.com/office/word/2010/wordml" xmlns:w15="http://schemas.microsoft.com/office/word/2012/wordml" xmlns:w16se="http://schemas.microsoft.com/office/word/2015/wordml/symex" xmlns:wpg="http://schemas.microsoft.com/office/word/2010/wordprocessingGroup" xmlns:wpi="http://schemas.microsoft.com/office/word/2010/wordprocessingInk" xmlns:wne="http://schemas.microsoft.com/office/word/2006/wordml" xmlns:wps="http://schemas.microsoft.com/office/word/2010/wordprocessingShape" mc:Ignorable="w14 w15 w16se wp14">
   <w:abstractNum w:abstractNumId="0" w15:restartNumberingAfterBreak="0">
     <w:nsid w:val="50494733"/>
     <w:multiLevelType w:val="hybridMultilevel"/>
@@ -2568,26 +2602,26 @@
       </w:rPr>
     </w:lvl>
   </w:abstractNum>
-  <w:num w:numId="1" w16cid:durableId="346174599">
+  <w:num w:numId="1">
     <w:abstractNumId w:val="3"/>
   </w:num>
-  <w:num w:numId="2" w16cid:durableId="790169677">
+  <w:num w:numId="2">
     <w:abstractNumId w:val="1"/>
   </w:num>
-  <w:num w:numId="3" w16cid:durableId="1740127419">
+  <w:num w:numId="3">
     <w:abstractNumId w:val="4"/>
   </w:num>
-  <w:num w:numId="4" w16cid:durableId="1239830162">
+  <w:num w:numId="4">
     <w:abstractNumId w:val="2"/>
   </w:num>
-  <w:num w:numId="5" w16cid:durableId="90592600">
+  <w:num w:numId="5">
     <w:abstractNumId w:val="0"/>
   </w:num>
 </w:numbering>
 </file>
 
 <file path=word/styles.xml><?xml version="1.0" encoding="utf-8"?>
-<w:styles xmlns:mc="http://schemas.openxmlformats.org/markup-compatibility/2006" xmlns:r="http://schemas.openxmlformats.org/officeDocument/2006/relationships" xmlns:w="http://schemas.openxmlformats.org/wordprocessingml/2006/main" xmlns:w14="http://schemas.microsoft.com/office/word/2010/wordml" xmlns:w15="http://schemas.microsoft.com/office/word/2012/wordml" xmlns:w16cex="http://schemas.microsoft.com/office/word/2018/wordml/cex" xmlns:w16cid="http://schemas.microsoft.com/office/word/2016/wordml/cid" xmlns:w16="http://schemas.microsoft.com/office/word/2018/wordml" xmlns:w16du="http://schemas.microsoft.com/office/word/2023/wordml/word16du" xmlns:w16sdtdh="http://schemas.microsoft.com/office/word/2020/wordml/sdtdatahash" xmlns:w16sdtfl="http://schemas.microsoft.com/office/word/2024/wordml/sdtformatlock" xmlns:w16se="http://schemas.microsoft.com/office/word/2015/wordml/symex" mc:Ignorable="w14 w15 w16se w16cid w16 w16cex w16sdtdh w16sdtfl w16du">
+<w:styles xmlns:mc="http://schemas.openxmlformats.org/markup-compatibility/2006" xmlns:r="http://schemas.openxmlformats.org/officeDocument/2006/relationships" xmlns:w="http://schemas.openxmlformats.org/wordprocessingml/2006/main" xmlns:w14="http://schemas.microsoft.com/office/word/2010/wordml" xmlns:w15="http://schemas.microsoft.com/office/word/2012/wordml" xmlns:w16se="http://schemas.microsoft.com/office/word/2015/wordml/symex" mc:Ignorable="w14 w15 w16se">
   <w:docDefaults>
     <w:rPrDefault>
       <w:rPr>
@@ -2605,7 +2639,7 @@
       </w:pPr>
     </w:pPrDefault>
   </w:docDefaults>
-  <w:latentStyles w:defLockedState="0" w:defUIPriority="99" w:defSemiHidden="0" w:defUnhideWhenUsed="0" w:defQFormat="0" w:count="376">
+  <w:latentStyles w:defLockedState="0" w:defUIPriority="99" w:defSemiHidden="0" w:defUnhideWhenUsed="0" w:defQFormat="0" w:count="371">
     <w:lsdException w:name="Normal" w:uiPriority="0" w:qFormat="1"/>
     <w:lsdException w:name="heading 1" w:uiPriority="9" w:qFormat="1"/>
     <w:lsdException w:name="heading 2" w:semiHidden="1" w:uiPriority="9" w:unhideWhenUsed="1" w:qFormat="1"/>
@@ -2977,11 +3011,6 @@
     <w:lsdException w:name="List Table 5 Dark Accent 6" w:uiPriority="50"/>
     <w:lsdException w:name="List Table 6 Colorful Accent 6" w:uiPriority="51"/>
     <w:lsdException w:name="List Table 7 Colorful Accent 6" w:uiPriority="52"/>
-    <w:lsdException w:name="Mention" w:semiHidden="1" w:unhideWhenUsed="1"/>
-    <w:lsdException w:name="Smart Hyperlink" w:semiHidden="1" w:unhideWhenUsed="1"/>
-    <w:lsdException w:name="Hashtag" w:semiHidden="1" w:unhideWhenUsed="1"/>
-    <w:lsdException w:name="Unresolved Mention" w:semiHidden="1" w:unhideWhenUsed="1"/>
-    <w:lsdException w:name="Smart Link" w:semiHidden="1" w:unhideWhenUsed="1"/>
   </w:latentStyles>
   <w:style w:type="paragraph" w:default="1" w:styleId="Normal">
     <w:name w:val="Normal"/>
@@ -3079,7 +3108,7 @@
       <w:lang w:val="es-CO" w:eastAsia="es-MX"/>
     </w:rPr>
   </w:style>
-  <w:style w:type="character" w:styleId="Fuerte">
+  <w:style w:type="character" w:styleId="Textoennegrita">
     <w:name w:val="Strong"/>
     <w:basedOn w:val="Fuentedeprrafopredeter"/>
     <w:uiPriority w:val="22"/>
@@ -3392,17 +3421,6 @@
 </file>
 
 <file path=customXml/item1.xml><?xml version="1.0" encoding="utf-8"?>
-<p:properties xmlns:p="http://schemas.microsoft.com/office/2006/metadata/properties" xmlns:xsi="http://www.w3.org/2001/XMLSchema-instance" xmlns:pc="http://schemas.microsoft.com/office/infopath/2007/PartnerControls">
-  <documentManagement>
-    <TaxCatchAll xmlns="13c90a0b-73bc-4dc0-be5f-28d77b615beb" xsi:nil="true"/>
-    <lcf76f155ced4ddcb4097134ff3c332f xmlns="13c93bba-48ce-428c-bfe5-88b42c19b028">
-      <Terms xmlns="http://schemas.microsoft.com/office/infopath/2007/PartnerControls"/>
-    </lcf76f155ced4ddcb4097134ff3c332f>
-  </documentManagement>
-</p:properties>
-</file>
-
-<file path=customXml/item2.xml><?xml version="1.0" encoding="utf-8"?>
 <ct:contentTypeSchema xmlns:ct="http://schemas.microsoft.com/office/2006/metadata/contentType" xmlns:ma="http://schemas.microsoft.com/office/2006/metadata/properties/metaAttributes" ct:_="" ma:_="" ma:contentTypeName="Documento" ma:contentTypeID="0x0101006A81D6BD42E8DF4C91013959704817E1" ma:contentTypeVersion="15" ma:contentTypeDescription="Crear nuevo documento." ma:contentTypeScope="" ma:versionID="bf4f72ffd194f0963ff564daca6869f7">
   <xsd:schema xmlns:xsd="http://www.w3.org/2001/XMLSchema" xmlns:xs="http://www.w3.org/2001/XMLSchema" xmlns:p="http://schemas.microsoft.com/office/2006/metadata/properties" xmlns:ns2="13c90a0b-73bc-4dc0-be5f-28d77b615beb" xmlns:ns3="13c93bba-48ce-428c-bfe5-88b42c19b028" targetNamespace="http://schemas.microsoft.com/office/2006/metadata/properties" ma:root="true" ma:fieldsID="8718d6f4873a5b1392a45044efa78385" ns2:_="" ns3:_="">
     <xsd:import namespace="13c90a0b-73bc-4dc0-be5f-28d77b615beb"/>
@@ -3637,6 +3655,17 @@
 </ct:contentTypeSchema>
 </file>
 
+<file path=customXml/item2.xml><?xml version="1.0" encoding="utf-8"?>
+<p:properties xmlns:p="http://schemas.microsoft.com/office/2006/metadata/properties" xmlns:xsi="http://www.w3.org/2001/XMLSchema-instance" xmlns:pc="http://schemas.microsoft.com/office/infopath/2007/PartnerControls">
+  <documentManagement>
+    <TaxCatchAll xmlns="13c90a0b-73bc-4dc0-be5f-28d77b615beb" xsi:nil="true"/>
+    <lcf76f155ced4ddcb4097134ff3c332f xmlns="13c93bba-48ce-428c-bfe5-88b42c19b028">
+      <Terms xmlns="http://schemas.microsoft.com/office/infopath/2007/PartnerControls"/>
+    </lcf76f155ced4ddcb4097134ff3c332f>
+  </documentManagement>
+</p:properties>
+</file>
+
 <file path=customXml/item3.xml><?xml version="1.0" encoding="utf-8"?>
 <?mso-contentType ?>
 <FormTemplates xmlns="http://schemas.microsoft.com/sharepoint/v3/contenttype/forms">
@@ -3647,18 +3676,33 @@
 </file>
 
 <file path=customXml/itemProps1.xml><?xml version="1.0" encoding="utf-8"?>
-<ds:datastoreItem xmlns:ds="http://schemas.openxmlformats.org/officeDocument/2006/customXml" ds:itemID="{49E0C360-E0FC-488B-9E84-0C8F68CE79CA}">
+<ds:datastoreItem xmlns:ds="http://schemas.openxmlformats.org/officeDocument/2006/customXml" ds:itemID="{FB7D1FF5-A372-4946-946D-EF11245C0F0C}">
   <ds:schemaRefs>
+    <ds:schemaRef ds:uri="http://schemas.microsoft.com/office/2006/metadata/contentType"/>
+    <ds:schemaRef ds:uri="http://schemas.microsoft.com/office/2006/metadata/properties/metaAttributes"/>
+    <ds:schemaRef ds:uri="http://www.w3.org/2001/XMLSchema"/>
     <ds:schemaRef ds:uri="http://schemas.microsoft.com/office/2006/metadata/properties"/>
+    <ds:schemaRef ds:uri="13c90a0b-73bc-4dc0-be5f-28d77b615beb"/>
+    <ds:schemaRef ds:uri="13c93bba-48ce-428c-bfe5-88b42c19b028"/>
+    <ds:schemaRef ds:uri="http://schemas.microsoft.com/office/2006/documentManagement/types"/>
     <ds:schemaRef ds:uri="http://schemas.microsoft.com/office/infopath/2007/PartnerControls"/>
-    <ds:schemaRef ds:uri="b250f519-6473-4480-8c44-6ee3a3a530c3"/>
-    <ds:schemaRef ds:uri="d174a4fb-80c2-4523-8d89-375030acacbf"/>
+    <ds:schemaRef ds:uri="http://schemas.openxmlformats.org/package/2006/metadata/core-properties"/>
+    <ds:schemaRef ds:uri="http://purl.org/dc/elements/1.1/"/>
+    <ds:schemaRef ds:uri="http://purl.org/dc/terms/"/>
+    <ds:schemaRef ds:uri="http://schemas.microsoft.com/internal/obd"/>
   </ds:schemaRefs>
 </ds:datastoreItem>
 </file>
 
 <file path=customXml/itemProps2.xml><?xml version="1.0" encoding="utf-8"?>
-<ds:datastoreItem xmlns:ds="http://schemas.openxmlformats.org/officeDocument/2006/customXml" ds:itemID="{FB7D1FF5-A372-4946-946D-EF11245C0F0C}"/>
+<ds:datastoreItem xmlns:ds="http://schemas.openxmlformats.org/officeDocument/2006/customXml" ds:itemID="{49E0C360-E0FC-488B-9E84-0C8F68CE79CA}">
+  <ds:schemaRefs>
+    <ds:schemaRef ds:uri="http://schemas.microsoft.com/office/2006/metadata/properties"/>
+    <ds:schemaRef ds:uri="http://schemas.microsoft.com/office/infopath/2007/PartnerControls"/>
+    <ds:schemaRef ds:uri="13c90a0b-73bc-4dc0-be5f-28d77b615beb"/>
+    <ds:schemaRef ds:uri="13c93bba-48ce-428c-bfe5-88b42c19b028"/>
+  </ds:schemaRefs>
+</ds:datastoreItem>
 </file>
 
 <file path=customXml/itemProps3.xml><?xml version="1.0" encoding="utf-8"?>
